--- a/pr-preview/pr-392/linear-algebra-diagonalization.docx
+++ b/pr-preview/pr-392/linear-algebra-diagonalization.docx
@@ -15,7 +15,7 @@
         <w:pStyle w:val="Date"/>
       </w:pPr>
       <w:r>
-        <w:t xml:space="preserve">Last modified: 2026-10-18 14:54:19 (PDT)</w:t>
+        <w:t xml:space="preserve">Last modified: 2026-10-18 16:22:07 (PDT)</w:t>
       </w:r>
     </w:p>
     <w:bookmarkStart w:id="79" w:name="sec-diagonalization"/>

--- a/pr-preview/pr-392/linear-algebra-diagonalization.docx
+++ b/pr-preview/pr-392/linear-algebra-diagonalization.docx
@@ -15,7 +15,7 @@
         <w:pStyle w:val="Date"/>
       </w:pPr>
       <w:r>
-        <w:t xml:space="preserve">Last modified: 2026-10-18 16:22:07 (PDT)</w:t>
+        <w:t xml:space="preserve">Last modified: 2026-10-18 22:01:27 (PDT)</w:t>
       </w:r>
     </w:p>
     <w:bookmarkStart w:id="79" w:name="sec-diagonalization"/>
@@ -515,7 +515,7 @@
     \begin{aligned}
     \mathord{\smash[b]{\underset{\raise.3ex\hbox{$\scriptstyle\sim$}}{x}}\vphantom{x}}
     &amp;= \mathbf{I}_n \mathord{\smash[b]{\underset{\raise.3ex\hbox{$\scriptstyle\sim$}}{x}}\vphantom{x}}
-    &amp;&amp; \text{(}\text{Theorem~7 in Matrices}\text{)}
+    &amp;&amp; \text{(}\text{Theorem~8 in Matrices}\text{)}
     \\
     &amp;= (\mathbf{A}^{-1} \mathbf{A})\,\mathord{\smash[b]{\underset{\raise.3ex\hbox{$\scriptstyle\sim$}}{x}}\vphantom{x}}
     &amp;&amp; \text{(}\text{Definition~5 in Special Matrices and Decompositions}\text{)}
@@ -1214,7 +1214,7 @@
                   <m:nor/>
                   <m:sty m:val="p"/>
                 </m:rPr>
-                <m:t>Theorem 7 in Matrices</m:t>
+                <m:t>Theorem 8 in Matrices</m:t>
               </m:r>
               <m:r>
                 <m:rPr>
@@ -4485,7 +4485,7 @@
     &amp;&amp; \text{(}\text{Theorem~7 in Projections and Linear Systems}\text{, the scalar factor)}
     \\
     &amp;= \mathbf{A} \mathord{\smash[b]{\underset{\raise.3ex\hbox{$\scriptstyle\sim$}}{v}}\vphantom{v}} - \lambda\mathord{\smash[b]{\underset{\raise.3ex\hbox{$\scriptstyle\sim$}}{v}}\vphantom{v}},
-    &amp;&amp; \text{(}\text{Theorem~7 in Matrices}\text{)}
+    &amp;&amp; \text{(}\text{Theorem~8 in Matrices}\text{)}
     \end{aligned}
     $$</w:t>
       </w:r>
@@ -5834,7 +5834,7 @@
     &amp;&amp; \text{(eigenvector)}
     \\
     &amp;= \lambda\mathord{\smash[b]{\underset{\raise.3ex\hbox{$\scriptstyle\sim$}}{v}}\vphantom{v}} + s \mathord{\smash[b]{\underset{\raise.3ex\hbox{$\scriptstyle\sim$}}{v}}\vphantom{v}}
-    &amp;&amp; \text{(}\text{Theorem~7 in Matrices}\text{)}
+    &amp;&amp; \text{(}\text{Theorem~8 in Matrices}\text{)}
     \\
     &amp;= (\lambda+ s)\,\mathord{\smash[b]{\underset{\raise.3ex\hbox{$\scriptstyle\sim$}}{v}}\vphantom{v}}.
     &amp;&amp; \text{(add entrywise)}
@@ -12092,7 +12092,7 @@
                   <m:nor/>
                   <m:sty m:val="p"/>
                 </m:rPr>
-                <m:t>Theorem 7 in Matrices</m:t>
+                <m:t>Theorem 8 in Matrices</m:t>
               </m:r>
               <m:r>
                 <m:rPr>
@@ -14340,7 +14340,7 @@
           <w:rPr>
             <w:rStyle w:val="Hyperlink"/>
           </w:rPr>
-          <w:t xml:space="preserve">Theorem 7 in Matrices</w:t>
+          <w:t xml:space="preserve">Theorem 8 in Matrices</w:t>
         </w:r>
       </w:hyperlink>
       <w:r>
@@ -14691,7 +14691,7 @@
     &amp;&amp; \text{(}\text{Definition~5 in Special Matrices and Decompositions}\text{)}
     \\
     &amp;= \mathbf{P}^{-1} \mathbf{A} \mathord{\smash[b]{\underset{\raise.3ex\hbox{$\scriptstyle\sim$}}{v}}\vphantom{v}}
-    &amp;&amp; \text{(}\text{Theorem~7 in Matrices}\text{)}
+    &amp;&amp; \text{(}\text{Theorem~8 in Matrices}\text{)}
     \\
     &amp;= \mathbf{P}^{-1}\,(\mathbf{A} \mathord{\smash[b]{\underset{\raise.3ex\hbox{$\scriptstyle\sim$}}{v}}\vphantom{v}})
     &amp;&amp; \text{(}\text{Theorem~5 in Matrices}\text{)}
@@ -14758,7 +14758,7 @@
           <w:rPr>
             <w:rStyle w:val="Hyperlink"/>
           </w:rPr>
-          <w:t xml:space="preserve">Theorem 7 in Matrices</w:t>
+          <w:t xml:space="preserve">Theorem 8 in Matrices</w:t>
         </w:r>
       </w:hyperlink>
       <w:r>
@@ -15269,7 +15269,7 @@
           <w:rPr>
             <w:rStyle w:val="Hyperlink"/>
           </w:rPr>
-          <w:t xml:space="preserve">Theorem 7 in Matrices</w:t>
+          <w:t xml:space="preserve">Theorem 8 in Matrices</w:t>
         </w:r>
       </w:hyperlink>
       <w:r>
@@ -18809,7 +18809,7 @@
                   <m:nor/>
                   <m:sty m:val="p"/>
                 </m:rPr>
-                <m:t>Theorem 7 in Matrices</m:t>
+                <m:t>Theorem 8 in Matrices</m:t>
               </m:r>
               <m:r>
                 <m:rPr>
@@ -19485,7 +19485,7 @@
                   <m:nor/>
                   <m:sty m:val="p"/>
                 </m:rPr>
-                <m:t>Theorem 7 in Matrices</m:t>
+                <m:t>Theorem 8 in Matrices</m:t>
               </m:r>
               <m:r>
                 <m:rPr>
@@ -22710,7 +22710,7 @@
                   <m:nor/>
                   <m:sty m:val="p"/>
                 </m:rPr>
-                <m:t>Theorem 7 in Matrices</m:t>
+                <m:t>Theorem 8 in Matrices</m:t>
               </m:r>
               <m:r>
                 <m:rPr>
@@ -24914,7 +24914,7 @@
           <w:rPr>
             <w:rStyle w:val="Hyperlink"/>
           </w:rPr>
-          <w:t xml:space="preserve">Theorem 16 in Matrices</w:t>
+          <w:t xml:space="preserve">Theorem 17 in Matrices</w:t>
         </w:r>
       </w:hyperlink>
       <w:r>
@@ -24956,7 +24956,7 @@
     &amp;&amp; \text{(substitute } \mathbf{A} \text{)}
     \\
     &amp;= {(\mathbf{B} \mathord{\smash[b]{\underset{\raise.3ex\hbox{$\scriptstyle\sim$}}{x}}\vphantom{x}})}^{\top}\,(\mathbf{B} \mathord{\smash[b]{\underset{\raise.3ex\hbox{$\scriptstyle\sim$}}{x}}\vphantom{x}})
-    &amp;&amp; \text{(}\text{Theorem~16 in Matrices}\text{, }\text{Theorem~5 in Matrices}\text{)}
+    &amp;&amp; \text{(}\text{Theorem~17 in Matrices}\text{, }\text{Theorem~5 in Matrices}\text{)}
     \\
     &amp;= \mathopen{}\left\lVert\mathbf{B} \mathord{\smash[b]{\underset{\raise.3ex\hbox{$\scriptstyle\sim$}}{x}}\vphantom{x}}\right\rVert\mathclose{}^2
     &amp;&amp; \text{(}\text{Equation~2 in Vectors}\text{, squared)}
@@ -25791,7 +25791,7 @@
                   <m:nor/>
                   <m:sty m:val="p"/>
                 </m:rPr>
-                <m:t>Theorem 16 in Matrices</m:t>
+                <m:t>Theorem 17 in Matrices</m:t>
               </m:r>
               <m:r>
                 <m:rPr>
@@ -27970,7 +27970,7 @@
           <w:rPr>
             <w:rStyle w:val="Hyperlink"/>
           </w:rPr>
-          <w:t xml:space="preserve">Theorem 16 in Matrices</w:t>
+          <w:t xml:space="preserve">Theorem 17 in Matrices</w:t>
         </w:r>
       </w:hyperlink>
       <w:r>
@@ -28089,7 +28089,7 @@
     \begin{aligned}
     {\mathord{\smash[b]{\underset{\raise.3ex\hbox{$\scriptstyle\sim$}}{x}}\vphantom{x}}}^{\top}\,({\mathbf{A}}^{\top} \mathbf{C} \mathbf{A})\,\mathord{\smash[b]{\underset{\raise.3ex\hbox{$\scriptstyle\sim$}}{x}}\vphantom{x}}
     &amp;= {(\mathbf{A} \mathord{\smash[b]{\underset{\raise.3ex\hbox{$\scriptstyle\sim$}}{x}}\vphantom{x}})}^{\top}\,\mathbf{C}\,(\mathbf{A} \mathord{\smash[b]{\underset{\raise.3ex\hbox{$\scriptstyle\sim$}}{x}}\vphantom{x}})
-    &amp;&amp; \text{(}\text{Theorem~16 in Matrices}\text{, }\text{Theorem~5 in Matrices}\text{)}
+    &amp;&amp; \text{(}\text{Theorem~17 in Matrices}\text{, }\text{Theorem~5 in Matrices}\text{)}
     \\
     &amp;&gt; 0.
     &amp;&amp; \text{(} \mathbf{C} \text{ positive definite, } \mathbf{A} \mathord{\smash[b]{\underset{\raise.3ex\hbox{$\scriptstyle\sim$}}{x}}\vphantom{x}}\ne \mathord{\smash[b]{\underset{\raise.3ex\hbox{$\scriptstyle\sim$}}{0}}\vphantom{0}}\text{)}
@@ -28351,7 +28351,7 @@
           <w:rPr>
             <w:rStyle w:val="Hyperlink"/>
           </w:rPr>
-          <w:t xml:space="preserve">Theorem 15 in Matrices</w:t>
+          <w:t xml:space="preserve">Theorem 16 in Matrices</w:t>
         </w:r>
       </w:hyperlink>
       <w:r>
@@ -30768,7 +30768,7 @@
           <w:rPr>
             <w:rStyle w:val="Hyperlink"/>
           </w:rPr>
-          <w:t xml:space="preserve">Theorem 15 in Matrices</w:t>
+          <w:t xml:space="preserve">Theorem 16 in Matrices</w:t>
         </w:r>
       </w:hyperlink>
       <w:r>
@@ -30830,7 +30830,7 @@
     &amp;&amp; \text{(}\text{Theorem~6 in Matrices}\text{, }\text{Theorem~7 in Projections and Linear Systems}\text{)}
     \\
     &amp;= {\mathord{\smash[b]{\underset{\raise.3ex\hbox{$\scriptstyle\sim$}}{x}}\vphantom{x}}}^{\top} \mathbf{A} \mathord{\smash[b]{\underset{\raise.3ex\hbox{$\scriptstyle\sim$}}{x}}\vphantom{x}} + \alpha\,\mathopen{}\left\lVert\mathord{\smash[b]{\underset{\raise.3ex\hbox{$\scriptstyle\sim$}}{x}}\vphantom{x}}\right\rVert\mathclose{}^2
-    &amp;&amp; \text{(}\text{Theorem~7 in Matrices}\text{, }\text{Equation~2 in Vectors}\text{, squared)}
+    &amp;&amp; \text{(}\text{Theorem~8 in Matrices}\text{, }\text{Equation~2 in Vectors}\text{, squared)}
     \\
     &amp;&gt; 0.
     &amp;&amp; \text{(} {\mathord{\smash[b]{\underset{\raise.3ex\hbox{$\scriptstyle\sim$}}{x}}\vphantom{x}}}^{\top} \mathbf{A} \mathord{\smash[b]{\underset{\raise.3ex\hbox{$\scriptstyle\sim$}}{x}}\vphantom{x}} \ge 0, \; \alpha&gt; 0, \; \mathord{\smash[b]{\underset{\raise.3ex\hbox{$\scriptstyle\sim$}}{x}}\vphantom{x}}\ne \mathord{\smash[b]{\underset{\raise.3ex\hbox{$\scriptstyle\sim$}}{0}}\vphantom{0}}_p \text{)}
@@ -36182,7 +36182,7 @@
     &amp;&amp; \text{(}\text{Theorem~5 in Direct Sums and Orthogonal Complements}\text{)}
     \\
     &amp;= {\mathord{\smash[b]{\underset{\raise.3ex\hbox{$\scriptstyle\sim$}}{u}}\vphantom{u}}}^{\top} \mathbf{A} \mathord{\smash[b]{\underset{\raise.3ex\hbox{$\scriptstyle\sim$}}{u}}\vphantom{u}} + {\mathord{\smash[b]{\underset{\raise.3ex\hbox{$\scriptstyle\sim$}}{u}}\vphantom{u}}}^{\top} \mathbf{B} \mathord{\smash[b]{\underset{\raise.3ex\hbox{$\scriptstyle\sim$}}{w}}\vphantom{w}} + {\mathord{\smash[b]{\underset{\raise.3ex\hbox{$\scriptstyle\sim$}}{u}}\vphantom{u}}}^{\top} \mathbf{B} \mathord{\smash[b]{\underset{\raise.3ex\hbox{$\scriptstyle\sim$}}{w}}\vphantom{w}} + {\mathord{\smash[b]{\underset{\raise.3ex\hbox{$\scriptstyle\sim$}}{w}}\vphantom{w}}}^{\top} \mathbf{C} \mathord{\smash[b]{\underset{\raise.3ex\hbox{$\scriptstyle\sim$}}{w}}\vphantom{w}}
-    &amp;&amp; \text{(} {\mathord{\smash[b]{\underset{\raise.3ex\hbox{$\scriptstyle\sim$}}{w}}\vphantom{w}}}^{\top} {\mathbf{B}}^{\top} \mathord{\smash[b]{\underset{\raise.3ex\hbox{$\scriptstyle\sim$}}{u}}\vphantom{u}} = {\mathopen{}\left({\mathord{\smash[b]{\underset{\raise.3ex\hbox{$\scriptstyle\sim$}}{w}}\vphantom{w}}}^{\top} {\mathbf{B}}^{\top} \mathord{\smash[b]{\underset{\raise.3ex\hbox{$\scriptstyle\sim$}}{u}}\vphantom{u}}\right)\mathclose{}}^{\top} \text{, which equals } {\mathord{\smash[b]{\underset{\raise.3ex\hbox{$\scriptstyle\sim$}}{u}}\vphantom{u}}}^{\top} \mathbf{B} \mathord{\smash[b]{\underset{\raise.3ex\hbox{$\scriptstyle\sim$}}{w}}\vphantom{w}} \text{; } 1 \times 1 \text{, }\text{Definition~3 in Matrices}\text{, }\text{Theorem~16 in Matrices}\text{)}
+    &amp;&amp; \text{(} {\mathord{\smash[b]{\underset{\raise.3ex\hbox{$\scriptstyle\sim$}}{w}}\vphantom{w}}}^{\top} {\mathbf{B}}^{\top} \mathord{\smash[b]{\underset{\raise.3ex\hbox{$\scriptstyle\sim$}}{u}}\vphantom{u}} = {\mathopen{}\left({\mathord{\smash[b]{\underset{\raise.3ex\hbox{$\scriptstyle\sim$}}{w}}\vphantom{w}}}^{\top} {\mathbf{B}}^{\top} \mathord{\smash[b]{\underset{\raise.3ex\hbox{$\scriptstyle\sim$}}{u}}\vphantom{u}}\right)\mathclose{}}^{\top} \text{, which equals } {\mathord{\smash[b]{\underset{\raise.3ex\hbox{$\scriptstyle\sim$}}{u}}\vphantom{u}}}^{\top} \mathbf{B} \mathord{\smash[b]{\underset{\raise.3ex\hbox{$\scriptstyle\sim$}}{w}}\vphantom{w}} \text{; } 1 \times 1 \text{, }\text{Definition~3 in Matrices}\text{, }\text{Theorem~17 in Matrices}\text{)}
     \\
     &amp;= {\mathord{\smash[b]{\underset{\raise.3ex\hbox{$\scriptstyle\sim$}}{u}}\vphantom{u}}}^{\top} \mathbf{A} \mathord{\smash[b]{\underset{\raise.3ex\hbox{$\scriptstyle\sim$}}{u}}\vphantom{u}} + 2\,{\mathord{\smash[b]{\underset{\raise.3ex\hbox{$\scriptstyle\sim$}}{u}}\vphantom{u}}}^{\top} \mathbf{B} \mathord{\smash[b]{\underset{\raise.3ex\hbox{$\scriptstyle\sim$}}{w}}\vphantom{w}} + {\mathord{\smash[b]{\underset{\raise.3ex\hbox{$\scriptstyle\sim$}}{w}}\vphantom{w}}}^{\top} \mathbf{C} \mathord{\smash[b]{\underset{\raise.3ex\hbox{$\scriptstyle\sim$}}{w}}\vphantom{w}}.
     &amp;&amp; \text{(combine like terms)}
@@ -36259,7 +36259,7 @@
           <w:rPr>
             <w:rStyle w:val="Hyperlink"/>
           </w:rPr>
-          <w:t xml:space="preserve">Theorem 7 in Matrices</w:t>
+          <w:t xml:space="preserve">Theorem 8 in Matrices</w:t>
         </w:r>
       </w:hyperlink>
       <w:r>
@@ -36336,7 +36336,7 @@
     &amp;&amp; \text{(} \mathbf{A} \mathord{\smash[b]{\underset{\raise.3ex\hbox{$\scriptstyle\sim$}}{d}}\vphantom{d}} = \mathbf{B} \mathord{\smash[b]{\underset{\raise.3ex\hbox{$\scriptstyle\sim$}}{w}}\vphantom{w}} \text{, twice)}
     \\
     &amp;= {\mathord{\smash[b]{\underset{\raise.3ex\hbox{$\scriptstyle\sim$}}{u}}\vphantom{u}}}^{\top} \mathbf{A} \mathord{\smash[b]{\underset{\raise.3ex\hbox{$\scriptstyle\sim$}}{u}}\vphantom{u}} + 2\,{\mathord{\smash[b]{\underset{\raise.3ex\hbox{$\scriptstyle\sim$}}{u}}\vphantom{u}}}^{\top} \mathbf{B} \mathord{\smash[b]{\underset{\raise.3ex\hbox{$\scriptstyle\sim$}}{w}}\vphantom{w}} + {\mathord{\smash[b]{\underset{\raise.3ex\hbox{$\scriptstyle\sim$}}{w}}\vphantom{w}}}^{\top}\,{\mathbf{B}}^{\top} \mathbf{A}^{-1} \mathbf{B} \mathord{\smash[b]{\underset{\raise.3ex\hbox{$\scriptstyle\sim$}}{w}}\vphantom{w}},
-    &amp;&amp; \text{(} {\mathord{\smash[b]{\underset{\raise.3ex\hbox{$\scriptstyle\sim$}}{d}}\vphantom{d}}}^{\top} = {\mathord{\smash[b]{\underset{\raise.3ex\hbox{$\scriptstyle\sim$}}{w}}\vphantom{w}}}^{\top} {\mathbf{B}}^{\top} \mathbf{A}^{-1} \text{, }\text{Theorem~16 in Matrices}\text{, }\text{Corollary~1 in Special Matrices and Decompositions}\text{)}
+    &amp;&amp; \text{(} {\mathord{\smash[b]{\underset{\raise.3ex\hbox{$\scriptstyle\sim$}}{d}}\vphantom{d}}}^{\top} = {\mathord{\smash[b]{\underset{\raise.3ex\hbox{$\scriptstyle\sim$}}{w}}\vphantom{w}}}^{\top} {\mathbf{B}}^{\top} \mathbf{A}^{-1} \text{, }\text{Theorem~17 in Matrices}\text{, }\text{Corollary~1 in Special Matrices and Decompositions}\text{)}
     \end{aligned}
     $$</w:t>
       </w:r>
@@ -39129,7 +39129,7 @@
           <w:rPr>
             <w:rStyle w:val="Hyperlink"/>
           </w:rPr>
-          <w:t xml:space="preserve">Theorem 16 in Matrices</w:t>
+          <w:t xml:space="preserve">Theorem 17 in Matrices</w:t>
         </w:r>
       </w:hyperlink>
       <w:r>

--- a/pr-preview/pr-392/linear-algebra-diagonalization.docx
+++ b/pr-preview/pr-392/linear-algebra-diagonalization.docx
@@ -15,7 +15,7 @@
         <w:pStyle w:val="Date"/>
       </w:pPr>
       <w:r>
-        <w:t xml:space="preserve">Last modified: 2026-10-18 22:01:27 (PDT)</w:t>
+        <w:t xml:space="preserve">Last modified: 2026-10-19 01:54:28 (PDT)</w:t>
       </w:r>
     </w:p>
     <w:bookmarkStart w:id="79" w:name="sec-diagonalization"/>
